--- a/facilitator-guide-team-launch.docx
+++ b/facilitator-guide-team-launch.docx
@@ -934,6 +934,147 @@
       </w:r>
       <w:r>
         <w:t xml:space="preserve"> or its first replenishment, and the rest of the lifecycle.</w:t>
+      </w:r>
+    </w:p>
+    <w:p>
+      <w:pPr>
+        <w:pStyle w:val="Heading1"/>
+      </w:pPr>
+      <w:r>
+        <w:t xml:space="preserve">Recreate it in your whiteboard</w:t>
+      </w:r>
+    </w:p>
+    <w:p>
+      <w:pPr>
+        <w:pStyle w:val="Small"/>
+      </w:pPr>
+      <w:r>
+        <w:t xml:space="preserve">Paste this into your whiteboard's AI assistant (for example Miro AI or Atlassian Rovo) or a general assistant, to get an editable, native version of the board. Results vary by tool, so expect to tidy it up. For an exact copy, import the SVG as a locked background instead.</w:t>
+      </w:r>
+    </w:p>
+    <w:p>
+      <w:r>
+        <w:t xml:space="preserve">Create an editable whiteboard for “Team Launch”, a workshop board.</w:t>
+      </w:r>
+    </w:p>
+    <w:p>
+      <w:r>
+        <w:t xml:space="preserve">Purpose: Get a new team or initiative ready to deliver in one or two weeks, and deliver something real while you do it.</w:t>
+      </w:r>
+    </w:p>
+    <w:p>
+      <w:r>
+        <w:t xml:space="preserve">Layout: a wide landscape board (about 16:11). Make one frame per section below, placed as described. In each frame, add the section name as a heading, then its content as short text labels or empty fields to fill in. Leave space in each frame for sticky notes. Use the header colour given. Keep the wording as written and don't add extra content.</w:t>
+      </w:r>
+    </w:p>
+    <w:p>
+      <w:r>
+        <w:t xml:space="preserve">Header fields to fill in: Team, Launch Dates</w:t>
+      </w:r>
+    </w:p>
+    <w:p>
+      <w:r>
+        <w:t xml:space="preserve">Sections:</w:t>
+      </w:r>
+    </w:p>
+    <w:p>
+      <w:r>
+        <w:t xml:space="preserve">1. Launch Goal: top left, about 65% wide and 15% tall; header colour purple.</w:t>
+      </w:r>
+    </w:p>
+    <w:p>
+      <w:r>
+        <w:t xml:space="preserve">   Subtitle: The launch is done when…</w:t>
+      </w:r>
+    </w:p>
+    <w:p>
+      <w:r>
+        <w:t xml:space="preserve">   Content: We'll start delivering by · and by then we will have:</w:t>
+      </w:r>
+    </w:p>
+    <w:p>
+      <w:r>
+        <w:t xml:space="preserve">2. Timebox: top right, about 35% wide and 15% tall; header colour slate grey.</w:t>
+      </w:r>
+    </w:p>
+    <w:p>
+      <w:r>
+        <w:t xml:space="preserve">   Subtitle: Short on purpose</w:t>
+      </w:r>
+    </w:p>
+    <w:p>
+      <w:r>
+        <w:t xml:space="preserve">   Content: 1 week · 2 weeks · Other: · Launch owner: · Daily check-in at:</w:t>
+      </w:r>
+    </w:p>
+    <w:p>
+      <w:r>
+        <w:t xml:space="preserve">3. Launch Checklist: middle full width, about 100% wide and 50% tall; header colour blue.</w:t>
+      </w:r>
+    </w:p>
+    <w:p>
+      <w:r>
+        <w:t xml:space="preserve">   Subtitle: Tick when done · each item links to a tool · do just enough</w:t>
+      </w:r>
+    </w:p>
+    <w:p>
+      <w:r>
+        <w:t xml:space="preserve">   Content: Why &amp; What · The Team · The Backlog · Ways of Working · Purpose and problem agreed · Charter and working agreements · Journey and first release slice · Board, workflow and WIP limits · → Project Kickoff · → Team Charter (×2) · → User Story Map · → Kanban Board Design · Owner: (×20) · Product vision written · Roles and accountability clear · Epic shaped, with an MVP · Definition of Done agreed · → Product Vision Board · → RACI &amp; Decision Log · → Epic Breakdown Canvas · Users understood · Skills and gaps known · Items right-sized · Cadence and events booked · → Persona &amp; Journey Map · → Skills Matrix · → Story Splitting · Backlog Item Anatomy · → Sprint Planning · Review · Retro · Outcomes and measures · AI use agreed · Top items understood · Risks named and owned · → Impact Map · OKRs · → AI Working Agreement · → Example Mapping · → Pre-mortem · RAID Log · Stakeholders mapped · Decision rights agreed · First forecast range · First retro booked · → Stakeholder Map · → Delegation Board · → Release Forecast · → Retrospective Kit</w:t>
+      </w:r>
+    </w:p>
+    <w:p>
+      <w:r>
+        <w:t xml:space="preserve">4. Thin First Slice: bottom left, about 35% wide and 30% tall; header colour emerald green.</w:t>
+      </w:r>
+    </w:p>
+    <w:p>
+      <w:r>
+        <w:t xml:space="preserve">   Subtitle: Deliver something real</w:t>
+      </w:r>
+    </w:p>
+    <w:p>
+      <w:r>
+        <w:t xml:space="preserve">   Content: However small, finish something a user could see or use. · Slice: · Who it's for: · Done when: · It runs end to end, from input to output (a walking skeleton)</w:t>
+      </w:r>
+    </w:p>
+    <w:p>
+      <w:r>
+        <w:t xml:space="preserve">5. Environment &amp; Tools: bottom centre, about 35% wide and 30% tall; header colour sky blue.</w:t>
+      </w:r>
+    </w:p>
+    <w:p>
+      <w:r>
+        <w:t xml:space="preserve">   Subtitle: Everyone can work on day one</w:t>
+      </w:r>
+    </w:p>
+    <w:p>
+      <w:r>
+        <w:t xml:space="preserve">   Content: Code repository and access for everyone · Build and deploy pipeline to a test environment · Team board set up in the team's tool · Shared channel, calendar and document space · Development setup works on every machine · Test data and environments available</w:t>
+      </w:r>
+    </w:p>
+    <w:p>
+      <w:r>
+        <w:t xml:space="preserve">6. Ready to Start?: bottom right, about 35% wide and 30% tall; header colour red.</w:t>
+      </w:r>
+    </w:p>
+    <w:p>
+      <w:r>
+        <w:t xml:space="preserve">   Subtitle: The exit check</w:t>
+      </w:r>
+    </w:p>
+    <w:p>
+      <w:r>
+        <w:t xml:space="preserve">   Content: Vision and first outcome agreed · Top of the backlog ready for 1–2 iterations · Definition of Done agreed · First slice planned or already done · Everyone can contribute from day one · Watch for: running past the timebox · designing everything up front · delivering nothing</w:t>
+      </w:r>
+    </w:p>
+    <w:p>
+      <w:r>
+        <w:t xml:space="preserve">Footer questions: “What's the least we need to agree before we can start delivering?” “What could we deliver this week, however small?”</w:t>
+      </w:r>
+    </w:p>
+    <w:p>
+      <w:r>
+        <w:t xml:space="preserve">Original board for reference: https://eparker71.github.io/agile-ways-of-working/team-launch-board.html</w:t>
       </w:r>
     </w:p>
     <w:p>

--- a/facilitator-guide-team-launch.docx
+++ b/facilitator-guide-team-launch.docx
@@ -253,7 +253,7 @@
         </w:numPr>
       </w:pPr>
       <w:r>
-        <w:t xml:space="preserve">Print the board at A1 or A3 and put it on the team wall, or load the SVG as a digital board</w:t>
+        <w:t xml:space="preserve">Print the board at A1 or A3 (or 11×17) and put it on the team wall, or load the SVG as a digital board</w:t>
       </w:r>
     </w:p>
     <w:p>
